--- a/stroke_revision/Additional_file_1_TREND_Checklist.docx
+++ b/stroke_revision/Additional_file_1_TREND_Checklist.docx
@@ -683,7 +683,7 @@
           </w:tcPr>
           <w:p>
             <w:r>
-              <w:t>Methods – Setting (main-study data collection, 15 September 2025 to March 2026); Pilot Study (26 August to 14 September 2025); Data Collection Procedure</w:t>
+              <w:t>Methods – Setting (August 2025 to March 2026); Pilot Study (August 2025); Data Collection Procedure</w:t>
             </w:r>
           </w:p>
         </w:tc>
